--- a/tai-lieu-noi-bo/moscow/kremlin-spasskaya-tower.docx
+++ b/tai-lieu-noi-bo/moscow/kremlin-spasskaya-tower.docx
@@ -96,6 +96,38 @@
       </w:pPr>
       <w:r>
         <w:t>Cổng thiêng: xưa phải bỏ mũ và không cưỡi ngựa khi qua; nay đóng với xe cộ (từ 1999), chỉ mở dịp đại lễ; có nghi thức đổi gác của Trung đoàn Kremlin (từ 2016).</w:t>
+      </w:r>
+    </w:p>
+    <w:p>
+      <w:pPr>
+        <w:pStyle w:val="ListBullet"/>
+      </w:pPr>
+      <w:r>
+        <w:t>Kuranty: 4 mặt số đường kính 6,12 m, chữ số cao 0,72 m, kim phút dài 3,27 m; bộ máy anh em Butenop (1851–1852), 3 quả tạ 160–224 kg, con lắc chì mạ vàng 32 kg, tổng ~25 tấn.</w:t>
+      </w:r>
+    </w:p>
+    <w:p>
+      <w:pPr>
+        <w:pStyle w:val="ListBullet"/>
+      </w:pPr>
+      <w:r>
+        <w:t>Đồng hồ từng chơi nhiều giai điệu theo thời đại: hành khúc Preobrazhensky &amp; Bortniansky (thời Sa hoàng) → «Quốc tế ca» (1918) → im lặng từ 1938 → Glinka (từ 1996) → Quốc ca Nga &amp; «Slavsya» (từ 2000).</w:t>
+      </w:r>
+    </w:p>
+    <w:p>
+      <w:pPr>
+        <w:pStyle w:val="ListBullet"/>
+      </w:pPr>
+      <w:r>
+        <w:t>Sao ruby Spasskaya (2/11/1937): sải cánh 3,75 m, nặng ~1 tấn, kính 3 lớp (đỏ nhờ vàng keo) dày 6–8 mm, đèn 5 kW, xoay theo gió trên ổ trục.</w:t>
+      </w:r>
+    </w:p>
+    <w:p>
+      <w:pPr>
+        <w:pStyle w:val="ListBullet"/>
+      </w:pPr>
+      <w:r>
+        <w:t>Icon Спас Смоленский (~1514) trên cổng bị trát vữa năm 1937, được tìm thấy nguyên vẹn và phục dựng năm 2010.</w:t>
       </w:r>
     </w:p>
     <w:p>
@@ -348,6 +380,178 @@
       </w:pPr>
       <w:r>
         <w:t>Ngoài đồng hồ và ngôi sao, hai tấm bia khắc chữ Latinh và chữ Slav trên cổng cũng là chi tiết quý giá, ghi lại thời điểm và người xây dựng tháp từ năm 1491. Tổng hòa của khối phòng thủ nặng nề bên dưới, phần chóp Gothic mảnh mai bên trên, cùng đồng hồ và ngôi sao, đã tạo nên một ngọn tháp vừa mang khí chất pháo đài trung cổ, vừa toát lên vẻ trang nghiêm lễ nghi — xứng đáng với danh hiệu ngọn tháp đẹp nhất của Điện Kremlin.</w:t>
+      </w:r>
+    </w:p>
+    <w:p>
+      <w:pPr>
+        <w:pStyle w:val="Heading1"/>
+      </w:pPr>
+      <w:r>
+        <w:rPr>
+          <w:color w:val="152C4E"/>
+        </w:rPr>
+        <w:t>Bộ đồng hồ chuông Kuranty — từng bánh răng một</w:t>
+      </w:r>
+    </w:p>
+    <w:p>
+      <w:pPr>
+        <w:jc w:val="both"/>
+      </w:pPr>
+      <w:r>
+        <w:t>«Nhân vật chính» trên tháp Spasskaya là bộ đồng hồ chuông Kremlin (Кремлёвские куранты) — chiếc đồng hồ nổi tiếng nhất nước Nga. Bốn mặt số quay ra bốn hướng, mỗi mặt có đường kính 6,12 mét; các chữ số La Mã cao 0,72 mét; kim giờ dài 2,97 mét và kim phút dài tới 3,27 mét. Chỉ riêng những con số này đã cho khách hình dung quy mô «khổng lồ» của một chiếc đồng hồ mà từ dưới Quảng trường Đỏ nhìn lên tưởng như bình thường.</w:t>
+      </w:r>
+    </w:p>
+    <w:p>
+      <w:pPr>
+        <w:jc w:val="both"/>
+      </w:pPr>
+      <w:r>
+        <w:t>Bộ máy hiện nay do hai anh em nhà Butenop (Бутеноп) chế tạo và lắp đặt năm 1851–1852. Đồng hồ vận hành nhờ ba quả tạ nặng từ 160 đến 224 kg, và giữ nhịp chính xác bằng một con lắc bằng chì mạ vàng nặng 32 kg. Tính cả bộ chuông, toàn bộ cơ cấu nặng khoảng 25 tấn. Từ năm 1937, việc lên dây cót được ba mô-tơ điện đảm nhiệm thay cho sức người quay tay như trước.</w:t>
+      </w:r>
+    </w:p>
+    <w:p>
+      <w:pPr>
+        <w:jc w:val="both"/>
+      </w:pPr>
+      <w:r>
+        <w:t>Phần «đổ chuông» dựa vào một bộ chuông gồm khoảng 24 quả chuông đặt trên tầng chuông của tháp, được tập hợp về đây trong đợt trùng tu 1851. Các quả chuông này vừa điểm khắc (mỗi 15 phút), vừa được các búa gõ theo trình tự để chơi giai điệu, còn quả chuông lớn điểm số tiếng đúng đầu mỗi giờ. Chính 12 tiếng chuông ngân lên đúng nửa đêm giao thừa — được truyền hình và phát thanh khắp nước Nga — đã biến bộ Kuranty thành «nhịp tim» của cả quốc gia.</w:t>
+      </w:r>
+    </w:p>
+    <w:p>
+      <w:pPr>
+        <w:jc w:val="both"/>
+      </w:pPr>
+      <w:r>
+        <w:t>Gợi ý cách kể cho khách Việt: có thể ví bộ Kuranty như «đồng hồ Big Ben của nước Nga», nhưng gắn với nghi thức đón năm mới thiêng liêng hơn nhiều — người Nga có phong tục ước nguyện kịp trong 12 tiếng chuông giao thừa. Hướng dẫn viên cũng có thể chỉ cho khách thấy đồng hồ này xác định GIỜ MOSKVA CHÍNH THỨC, và mỗi ngày vẫn có thợ leo lên bảo dưỡng, tra dầu bộ máy cổ gần 175 năm tuổi.</w:t>
+      </w:r>
+    </w:p>
+    <w:p>
+      <w:pPr>
+        <w:pStyle w:val="Heading1"/>
+      </w:pPr>
+      <w:r>
+        <w:rPr>
+          <w:color w:val="152C4E"/>
+        </w:rPr>
+        <w:t>Giai điệu của Kuranty qua các thời đại</w:t>
+      </w:r>
+    </w:p>
+    <w:p>
+      <w:pPr>
+        <w:jc w:val="both"/>
+      </w:pPr>
+      <w:r>
+        <w:t>Ít du khách biết rằng bộ Kuranty không chỉ điểm giờ mà còn CHƠI NHẠC, và giai điệu ấy đã đổi thay theo từng thời kỳ lịch sử nước Nga — nghe Kuranty là nghe cả một biên niên sử bằng âm thanh. Thời Sa hoàng (1851–1917), đồng hồ chơi «Hành khúc Trung đoàn Preobrazhensky» (Марш Преображенского полка) vào 12 giờ và 6 giờ, và bản thánh ca «Chúa vinh hiển dường bao nơi Sion» (Коль славен) của nhà soạn nhạc Dmitry Bortniansky vào 3 giờ và 9 giờ.</w:t>
+      </w:r>
+    </w:p>
+    <w:p>
+      <w:pPr>
+        <w:jc w:val="both"/>
+      </w:pPr>
+      <w:r>
+        <w:t>Sau Cách mạng Tháng Mười, năm 1918 giai điệu được đổi thành bài «Quốc tế ca» (Интернационал) vang lúc giữa trưa và bài tang ca cách mạng «Các anh đã ngã xuống» (Вы жертвою пали) lúc nửa đêm. Đến năm 1938, cơ cấu chơi nhạc ngừng hoạt động; suốt gần sáu thập niên sau đó đồng hồ chỉ điểm giờ và điểm khắc, không còn chơi giai điệu.</w:t>
+      </w:r>
+    </w:p>
+    <w:p>
+      <w:pPr>
+        <w:jc w:val="both"/>
+      </w:pPr>
+      <w:r>
+        <w:t>Mãi tới năm 1996, nhân lễ nhậm chức của Tổng thống Boris Yeltsin, giai điệu mới trở lại: đồng hồ chơi «Ca khúc Ái quốc» (Патриотическая песня) của Mikhail Glinka — khi đó là quốc ca Nga. Từ năm 2000 tới nay, Kuranty chơi Quốc ca Liên bang Nga và điệp khúc «Slavsya» (Славься — «Vinh quang thay») trích từ vở opera «Cuộc đời vì Sa hoàng» (Жизнь за царя) cũng của Glinka, luân phiên vào các mốc giờ cách nhau ba tiếng.</w:t>
+      </w:r>
+    </w:p>
+    <w:p>
+      <w:pPr>
+        <w:jc w:val="both"/>
+      </w:pPr>
+      <w:r>
+        <w:t>Gợi ý cách kể: đây là chi tiết «đắt» để làm câu chuyện sống động — hãy để khách hình dung rằng cùng một bộ chuông ấy, qua hơn một thế kỷ, đã lần lượt cất lên hành khúc của các Sa hoàng, «Quốc tế ca» của thời Xô-viết, rồi giai điệu của nước Nga hôm nay. Một cỗ máy, ba thời đại, ba bản nhạc — ít công trình nào kể lịch sử bằng âm thanh trực tiếp đến vậy.</w:t>
+      </w:r>
+    </w:p>
+    <w:p>
+      <w:pPr>
+        <w:pStyle w:val="Heading1"/>
+      </w:pPr>
+      <w:r>
+        <w:rPr>
+          <w:color w:val="152C4E"/>
+        </w:rPr>
+        <w:t>Ngôi sao ruby trên đỉnh — kỳ công kỹ thuật 1935–1937</w:t>
+      </w:r>
+    </w:p>
+    <w:p>
+      <w:pPr>
+        <w:jc w:val="both"/>
+      </w:pPr>
+      <w:r>
+        <w:t>Trước năm 1935, trên đỉnh chóp Spasskaya (và ba tháp lớn khác) là những con đại bàng hai đầu bằng đồng từ thời đế chế. Ngày 25 tháng 10 năm 1935, đại bàng được hạ xuống và thay bằng ngôi sao năm cánh đầu tiên: thân thép không gỉ bọc đồng mạ vàng, búa liềm nạm đá bán quý khai thác từ vùng Ural. Tuy nhiên loại sao này nhanh chóng xỉn màu, mất đi vẻ lấp lánh và phải tính chuyện thay thế.</w:t>
+      </w:r>
+    </w:p>
+    <w:p>
+      <w:pPr>
+        <w:jc w:val="both"/>
+      </w:pPr>
+      <w:r>
+        <w:t>Ngày 2 tháng 11 năm 1937 — đúng dịp 20 năm Cách mạng Tháng Mười — những ngôi sao ruby bằng thuỷ tinh mà ta thấy hôm nay được lắp lên. Ngôi sao trên tháp Spasskaya có sải cánh 3,75 mét (khoảng cách giữa hai đầu cánh đối diện) và nặng chừng 1 tấn. Điều tinh xảo nằm ở lớp kính: sao được ghép từ ba lớp — kính trắng sữa (tán đều ánh sáng), lớp kính trong suốt, và lớp kính ruby nhuộm màu bằng vàng dạng keo (colloidal gold) — mỗi tấm dày 6–8 mm, cho sắc đỏ rực đặc trưng không phai.</w:t>
+      </w:r>
+    </w:p>
+    <w:p>
+      <w:pPr>
+        <w:jc w:val="both"/>
+      </w:pPr>
+      <w:r>
+        <w:t>Bên trong mỗi ngôi sao là bóng đèn công suất lớn: 5 kW ở tháp Spasskaya (3,7 kW ở các tháp khác), cháy sáng cả ngày lẫn đêm. Vì đèn toả nhiệt lớn, mỗi ngôi sao có quạt làm mát riêng để kính không quá nóng. Đặc biệt, dù nặng cả tấn, ngôi sao được đặt trên ổ trục để có thể XOAY theo chiều gió như một chong chóng gió khổng lồ — vừa giảm lực gió tác động, vừa luôn hướng mặt đẹp nhất về phía có gió.</w:t>
+      </w:r>
+    </w:p>
+    <w:p>
+      <w:pPr>
+        <w:jc w:val="both"/>
+      </w:pPr>
+      <w:r>
+        <w:t>Gợi ý cách kể: con số dễ nhớ để khách trầm trồ là «sao ruby nặng một tấn nhưng vẫn xoay theo gió», và «ba lớp kính, đỏ nhờ vàng thật». Hướng dẫn viên có thể liên hệ: ngôi sao ruby Kremlin từ 1937 tới nay đã trở thành biểu tượng thị giác của Moskva trên vô số tấm bưu thiếp, tem và phim ảnh — một «dấu chấm đỏ» định danh cả thành phố.</w:t>
+      </w:r>
+    </w:p>
+    <w:p>
+      <w:pPr>
+        <w:pStyle w:val="Heading1"/>
+      </w:pPr>
+      <w:r>
+        <w:rPr>
+          <w:color w:val="152C4E"/>
+        </w:rPr>
+        <w:t>Icon Spas Smolensky trên cổng — bảo vật tưởng đã mất, tìm lại năm 2010</w:t>
+      </w:r>
+    </w:p>
+    <w:p>
+      <w:pPr>
+        <w:jc w:val="both"/>
+      </w:pPr>
+      <w:r>
+        <w:t>Ngay phía trên vòm cổng Spasskaya, nhìn ra Quảng trường Đỏ, là bức icon Chúa Cứu Thế vùng Smolensk (Спас Смоленский) — cũng chính là nguồn gốc cái tên «Spasskaya» (Cứu Thế). Đây là một bức bích hoạ (fresco) có niên đại khoảng năm 1514, được tạo ra để tưởng niệm việc Đại công tước Vasily III thu phục Smolensk; trong tranh, Chúa Kitô đứng uy nghi với hai vị thánh Sergius vùng Radonezh và Varlaam quỳ dưới chân.</w:t>
+      </w:r>
+    </w:p>
+    <w:p>
+      <w:pPr>
+        <w:jc w:val="both"/>
+      </w:pPr>
+      <w:r>
+        <w:t>Số phận bức icon là một câu chuyện ly kỳ: năm 1937, nhân 20 năm cách mạng, nó bị trát vữa che kín, các ô cổng chỉ còn những mảng trắng phẳng lì; qua nhiều thập niên, người ta gần như tin rằng bức icon đã bị đục bỏ và mất vĩnh viễn. Mãi tới năm 2010, khi khảo sát mặt cổng, các nhà phục chế phát hiện bức icon vẫn được bảo toàn NGUYÊN VẸN dưới lớp vữa — tìm thấy trước tiên là mảnh vầng hào quang (nimbus) và một phần hình Thánh Sergius vùng Radonezh.</w:t>
+      </w:r>
+    </w:p>
+    <w:p>
+      <w:pPr>
+        <w:jc w:val="both"/>
+      </w:pPr>
+      <w:r>
+        <w:t>Ngay trong năm 2010, bức icon được bóc lớp vữa, phục chế và mở lại cho công chúng chiêm ngưỡng — trở về đúng vị trí đã ngự trên cổng suốt nhiều thế kỷ. (Ở mặt trong cổng, hướng vào Kremlin, xưa còn có icon Chúa Cứu Thế Không Do Tay Người Làm — Спас Нерукотворный.) Sự trở lại của bức icon được xem là một trong những sự kiện phục hồi di sản đáng chú ý nhất của Kremlin đầu thế kỷ 21.</w:t>
+      </w:r>
+    </w:p>
+    <w:p>
+      <w:pPr>
+        <w:jc w:val="both"/>
+      </w:pPr>
+      <w:r>
+        <w:t>Gợi ý cách kể: đây là một trong những chi tiết «gây xúc động» nhất khi thuyết minh về tháp Spasskaya — một biểu tượng tôn giáo tưởng đã bị xoá sổ bởi thời cuộc, lại nằm im lìm chờ đợi gần 70 năm dưới lớp vữa rồi hồi sinh. Khi đứng ở Quảng trường Đỏ, hướng dẫn viên có thể chỉ lên ô cổng, kể lại rằng xưa kia người qua cổng Spasskaya phải ngả mũ và không được cưỡi ngựa để tỏ lòng kính bức icon này.</w:t>
       </w:r>
     </w:p>
     <w:p>
@@ -922,6 +1126,81 @@
       </w:r>
     </w:p>
     <w:p>
+      <w:r>
+        <w:rPr>
+          <w:sz w:val="22"/>
+        </w:rPr>
+        <w:t xml:space="preserve">• Kremlin Clock — Wikipedia (tiếng Anh) — </w:t>
+      </w:r>
+      <w:r>
+        <w:rPr>
+          <w:color w:val="204A86"/>
+          <w:sz w:val="20"/>
+        </w:rPr>
+        <w:t>https://en.wikipedia.org/wiki/Kremlin_Clock</w:t>
+      </w:r>
+    </w:p>
+    <w:p>
+      <w:r>
+        <w:rPr>
+          <w:sz w:val="22"/>
+        </w:rPr>
+        <w:t xml:space="preserve">• Kremlin stars — Wikipedia (tiếng Anh) — </w:t>
+      </w:r>
+      <w:r>
+        <w:rPr>
+          <w:color w:val="204A86"/>
+          <w:sz w:val="20"/>
+        </w:rPr>
+        <w:t>https://en.wikipedia.org/wiki/Kremlin_stars</w:t>
+      </w:r>
+    </w:p>
+    <w:p>
+      <w:r>
+        <w:rPr>
+          <w:sz w:val="22"/>
+        </w:rPr>
+        <w:t xml:space="preserve">• Часы на Спасской башне — Wikipedia (tiếng Nga) — </w:t>
+      </w:r>
+      <w:r>
+        <w:rPr>
+          <w:color w:val="204A86"/>
+          <w:sz w:val="20"/>
+        </w:rPr>
+        <w:t>https://ru.wikipedia.org/wiki/Часы_на_Спасской_башне</w:t>
+      </w:r>
+    </w:p>
+    <w:p>
+      <w:r>
+        <w:rPr>
+          <w:sz w:val="22"/>
+        </w:rPr>
+        <w:t xml:space="preserve">• «Лики Кремля»: tìm lại icon trên tháp Spasskaya và Nikolskaya (2010) — Lenta.ru — </w:t>
+      </w:r>
+      <w:r>
+        <w:rPr>
+          <w:color w:val="204A86"/>
+          <w:sz w:val="20"/>
+        </w:rPr>
+        <w:t>https://lenta.ru/articles/2010/05/13/kremlin/</w:t>
+      </w:r>
+    </w:p>
+    <w:p>
+      <w:r>
+        <w:rPr>
+          <w:sz w:val="22"/>
+        </w:rPr>
+        <w:t xml:space="preserve">• Bắt đầu phục dựng icon trên cổng tháp Spasskaya — Pravoslavie.ru — </w:t>
+      </w:r>
+      <w:r>
+        <w:rPr>
+          <w:color w:val="204A86"/>
+          <w:sz w:val="20"/>
+        </w:rPr>
+        <w:t>http://pravoslavie.ru/35872.html</w:t>
+      </w:r>
+    </w:p>
+    <w:p>
       <w:pPr>
         <w:pStyle w:val="Heading2"/>
       </w:pPr>
@@ -989,11 +1268,38 @@
     <w:p>
       <w:r>
         <w:rPr>
+          <w:color w:val="5C6773"/>
+          <w:sz w:val="20"/>
+        </w:rPr>
+        <w:t>Kremlin Clock — Wikipedia (EN): mặt số đường kính 6,12 m; chữ số La Mã cao 0,72 m; kim giờ 2,97 m, kim phút 3,27 m; bộ máy anh em Butenop hoàn thành 1851; 3 quả tạ 160–224 kg; con lắc chì mạ vàng 32 kg; tổng đồng hồ+chuông ~25 tấn; từ 1937 dùng 3 mô-tơ điện lên dây; ~24 chuông chuyển về tháp năm 1851; lịch sử giai điệu (Preobrazhensky March &amp; Bortniansky 1851–1917; Internationale &amp; «Вы жертвою пали» 1918; Glinka «Патриотическая песня» 1996–1999; Quốc ca Nga &amp; «Славься» từ 2000).</w:t>
+      </w:r>
+    </w:p>
+    <w:p>
+      <w:r>
+        <w:rPr>
+          <w:color w:val="5C6773"/>
+          <w:sz w:val="20"/>
+        </w:rPr>
+        <w:t>Kremlin stars — Wikipedia (EN): đại bàng đồng hai đầu bị thay; sao đầu tiên 25/10/1935 (thép không gỉ bọc đồng, búa liềm nạm đá Ural, bị xỉn màu); sao ruby thuỷ tinh 2/11/1937; Spasskaya sải cánh 3,75 m, nặng ~1 tấn; đèn 5 kW (Spasskaya) / 3,7 kW (tháp khác); kính 3 lớp (trắng sữa, trong suốt, ruby nhuộm vàng keo) dày 6–8 mm; sao xoay theo gió; mỗi tháp có 2 quạt làm mát.</w:t>
+      </w:r>
+    </w:p>
+    <w:p>
+      <w:r>
+        <w:rPr>
+          <w:color w:val="5C6773"/>
+          <w:sz w:val="20"/>
+        </w:rPr>
+        <w:t>Lenta.ru («Лики Кремля», 13/5/2010): icon Спас Смоленский ~1514 (tưởng niệm Vasily III thu phục Smolensk), Chúa Kitô với Thánh Sergius Radonezh và Varlaam quỳ dưới chân; bị trát vữa 1937; phát hiện còn nguyên dưới lớp vữa và phục dựng năm 2010 (tìm thấy trước là nimbus và phần hình Thánh Sergius).</w:t>
+      </w:r>
+    </w:p>
+    <w:p>
+      <w:r>
+        <w:rPr>
           <w:i/>
           <w:color w:val="5C6773"/>
           <w:sz w:val="18"/>
         </w:rPr>
-        <w:t>Tài liệu nội bộ — không dùng cho mục đích public. Biên soạn nguyên gốc, có dẫn nguồn. Cập nhật 2026-08-11.</w:t>
+        <w:t>Tài liệu nội bộ — không dùng cho mục đích public. Biên soạn nguyên gốc, có dẫn nguồn. Cập nhật 2026-09-28.</w:t>
       </w:r>
     </w:p>
     <w:sectPr>
